--- a/files/PARAMASETTY_BHUMIKA_Resume.docx
+++ b/files/PARAMASETTY_BHUMIKA_Resume.docx
@@ -101,13 +101,113 @@
           <w:bCs/>
           <w:color w:val="auto"/>
         </w:rPr>
-        <w:t xml:space="preserve"> https://github.com/pbhumika198 ‬‬</w:t>
+        <w:t xml:space="preserve"> https://github.com/pbhumika198 </w:t>
       </w:r>
     </w:p>
     <w:p>
       <w:pPr>
         <w:spacing w:after="0" w:line="383" w:lineRule="auto"/>
         <w:ind w:left="-5"/>
+        <w:rPr>
+          <w:rFonts w:hint="default" w:ascii="Times New Roman" w:hAnsi="Times New Roman" w:eastAsia="SimSun" w:cs="Times New Roman"/>
+          <w:color w:val="171717"/>
+          <w:sz w:val="24"/>
+          <w:szCs w:val="24"/>
+        </w:rPr>
+      </w:pPr>
+      <w:r>
+        <w:rPr>
+          <w:rFonts w:hint="default"/>
+          <w:b/>
+          <w:bCs w:val="0"/>
+          <w:color w:val="auto"/>
+          <w:sz w:val="24"/>
+          <w:szCs w:val="24"/>
+          <w:lang w:val="en-US"/>
+        </w:rPr>
+        <w:t xml:space="preserve">Protofolio: </w:t>
+      </w:r>
+      <w:r>
+        <w:rPr>
+          <w:rFonts w:hint="default" w:ascii="Times New Roman" w:hAnsi="Times New Roman" w:eastAsia="SimSun" w:cs="Times New Roman"/>
+          <w:i w:val="0"/>
+          <w:iCs w:val="0"/>
+          <w:caps w:val="0"/>
+          <w:color w:val="171717"/>
+          <w:spacing w:val="0"/>
+          <w:sz w:val="24"/>
+          <w:szCs w:val="24"/>
+          <w:bdr w:val="single" w:color="EBEBEB" w:sz="2" w:space="0"/>
+          <w:shd w:val="clear" w:fill="FFFFFF"/>
+        </w:rPr>
+        <w:fldChar w:fldCharType="begin"/>
+      </w:r>
+      <w:r>
+        <w:rPr>
+          <w:rFonts w:hint="default" w:ascii="Times New Roman" w:hAnsi="Times New Roman" w:eastAsia="SimSun" w:cs="Times New Roman"/>
+          <w:i w:val="0"/>
+          <w:iCs w:val="0"/>
+          <w:caps w:val="0"/>
+          <w:color w:val="171717"/>
+          <w:spacing w:val="0"/>
+          <w:sz w:val="24"/>
+          <w:szCs w:val="24"/>
+          <w:bdr w:val="single" w:color="EBEBEB" w:sz="2" w:space="0"/>
+          <w:shd w:val="clear" w:fill="FFFFFF"/>
+        </w:rPr>
+        <w:instrText xml:space="preserve"> HYPERLINK "https://vercel.com/pbhumika198s-projects/protofolio-bhumika/6L3LY9DVmJqhNSdXapSVvNSySHwt" </w:instrText>
+      </w:r>
+      <w:r>
+        <w:rPr>
+          <w:rFonts w:hint="default" w:ascii="Times New Roman" w:hAnsi="Times New Roman" w:eastAsia="SimSun" w:cs="Times New Roman"/>
+          <w:i w:val="0"/>
+          <w:iCs w:val="0"/>
+          <w:caps w:val="0"/>
+          <w:color w:val="171717"/>
+          <w:spacing w:val="0"/>
+          <w:sz w:val="24"/>
+          <w:szCs w:val="24"/>
+          <w:bdr w:val="single" w:color="EBEBEB" w:sz="2" w:space="0"/>
+          <w:shd w:val="clear" w:fill="FFFFFF"/>
+        </w:rPr>
+        <w:fldChar w:fldCharType="separate"/>
+      </w:r>
+      <w:r>
+        <w:rPr>
+          <w:rStyle w:val="8"/>
+          <w:rFonts w:hint="default" w:ascii="Times New Roman" w:hAnsi="Times New Roman" w:eastAsia="SimSun" w:cs="Times New Roman"/>
+          <w:i w:val="0"/>
+          <w:iCs w:val="0"/>
+          <w:caps w:val="0"/>
+          <w:color w:val="171717"/>
+          <w:spacing w:val="0"/>
+          <w:sz w:val="24"/>
+          <w:szCs w:val="24"/>
+          <w:bdr w:val="single" w:color="EBEBEB" w:sz="2" w:space="0"/>
+          <w:shd w:val="clear" w:fill="FFFFFF"/>
+        </w:rPr>
+        <w:t>protofolio-bhumika-6q01k731e-pbhumika198s-projects.vercel.app</w:t>
+      </w:r>
+      <w:r>
+        <w:rPr>
+          <w:rFonts w:hint="default" w:ascii="Times New Roman" w:hAnsi="Times New Roman" w:eastAsia="SimSun" w:cs="Times New Roman"/>
+          <w:i w:val="0"/>
+          <w:iCs w:val="0"/>
+          <w:caps w:val="0"/>
+          <w:color w:val="171717"/>
+          <w:spacing w:val="0"/>
+          <w:sz w:val="24"/>
+          <w:szCs w:val="24"/>
+          <w:bdr w:val="single" w:color="EBEBEB" w:sz="2" w:space="0"/>
+          <w:shd w:val="clear" w:fill="FFFFFF"/>
+        </w:rPr>
+        <w:fldChar w:fldCharType="end"/>
+      </w:r>
+    </w:p>
+    <w:p>
+      <w:pPr>
+        <w:spacing w:after="0" w:line="383" w:lineRule="auto"/>
+        <w:ind w:left="0" w:leftChars="0" w:firstLine="0" w:firstLineChars="0"/>
         <w:rPr>
           <w:sz w:val="28"/>
           <w:szCs w:val="28"/>
@@ -176,6 +276,8 @@
       <w:r>
         <w:t xml:space="preserve">DVS Independent PU College, Shimoga | Percentage: 85% </w:t>
       </w:r>
+      <w:bookmarkStart w:id="0" w:name="_GoBack"/>
+      <w:bookmarkEnd w:id="0"/>
     </w:p>
     <w:p>
       <w:pPr>
@@ -826,8 +928,6 @@
       <w:r>
         <w:t xml:space="preserve">Kannada </w:t>
       </w:r>
-      <w:bookmarkStart w:id="0" w:name="_GoBack"/>
-      <w:bookmarkEnd w:id="0"/>
     </w:p>
     <w:sectPr>
       <w:headerReference r:id="rId5" w:type="default"/>
@@ -910,7 +1010,7 @@
   <w:docDefaults>
     <w:rPrDefault>
       <w:rPr>
-        <w:rFonts w:asciiTheme="minorHAnsi" w:hAnsiTheme="minorHAnsi" w:eastAsiaTheme="minorEastAsia" w:cstheme="minorBidi"/>
+        <w:rFonts w:ascii="Times New Roman" w:hAnsi="Times New Roman" w:eastAsia="SimSun" w:cs="Times New Roman"/>
       </w:rPr>
     </w:rPrDefault>
     <w:pPrDefault/>
@@ -981,7 +1081,7 @@
     <w:lsdException w:qFormat="1" w:unhideWhenUsed="0" w:uiPriority="10" w:semiHidden="0" w:name="Title"/>
     <w:lsdException w:uiPriority="99" w:name="Closing"/>
     <w:lsdException w:uiPriority="99" w:name="Signature"/>
-    <w:lsdException w:uiPriority="1" w:semiHidden="0" w:name="Default Paragraph Font"/>
+    <w:lsdException w:qFormat="1" w:uiPriority="1" w:semiHidden="0" w:name="Default Paragraph Font"/>
     <w:lsdException w:uiPriority="99" w:name="Body Text"/>
     <w:lsdException w:uiPriority="99" w:name="Body Text Indent"/>
     <w:lsdException w:uiPriority="99" w:name="List Continue"/>
@@ -1019,7 +1119,7 @@
     <w:lsdException w:uiPriority="99" w:name="HTML Sample"/>
     <w:lsdException w:uiPriority="99" w:name="HTML Typewriter"/>
     <w:lsdException w:uiPriority="99" w:name="HTML Variable"/>
-    <w:lsdException w:uiPriority="99" w:name="Normal Table"/>
+    <w:lsdException w:qFormat="1" w:uiPriority="99" w:name="Normal Table"/>
     <w:lsdException w:uiPriority="99" w:name="annotation subject"/>
     <w:lsdException w:uiPriority="99" w:name="Table Simple 1"/>
     <w:lsdException w:uiPriority="99" w:name="Table Simple 2"/>
@@ -1187,7 +1287,7 @@
   <w:style w:type="paragraph" w:styleId="2">
     <w:name w:val="heading 1"/>
     <w:next w:val="1"/>
-    <w:link w:val="9"/>
+    <w:link w:val="10"/>
     <w:qFormat/>
     <w:uiPriority w:val="9"/>
     <w:pPr>
@@ -1211,7 +1311,7 @@
   <w:style w:type="paragraph" w:styleId="3">
     <w:name w:val="heading 2"/>
     <w:next w:val="1"/>
-    <w:link w:val="8"/>
+    <w:link w:val="9"/>
     <w:unhideWhenUsed/>
     <w:qFormat/>
     <w:uiPriority w:val="9"/>
@@ -1236,12 +1336,14 @@
   <w:style w:type="character" w:default="1" w:styleId="4">
     <w:name w:val="Default Paragraph Font"/>
     <w:unhideWhenUsed/>
+    <w:qFormat/>
     <w:uiPriority w:val="1"/>
   </w:style>
   <w:style w:type="table" w:default="1" w:styleId="5">
     <w:name w:val="Normal Table"/>
     <w:semiHidden/>
     <w:unhideWhenUsed/>
+    <w:qFormat/>
     <w:uiPriority w:val="99"/>
     <w:tblPr>
       <w:tblCellMar>
@@ -1255,7 +1357,7 @@
   <w:style w:type="paragraph" w:styleId="6">
     <w:name w:val="footer"/>
     <w:basedOn w:val="1"/>
-    <w:link w:val="12"/>
+    <w:link w:val="13"/>
     <w:unhideWhenUsed/>
     <w:qFormat/>
     <w:uiPriority w:val="99"/>
@@ -1270,7 +1372,7 @@
   <w:style w:type="paragraph" w:styleId="7">
     <w:name w:val="header"/>
     <w:basedOn w:val="1"/>
-    <w:link w:val="11"/>
+    <w:link w:val="12"/>
     <w:unhideWhenUsed/>
     <w:qFormat/>
     <w:uiPriority w:val="99"/>
@@ -1282,7 +1384,18 @@
       <w:spacing w:after="0" w:line="240" w:lineRule="auto"/>
     </w:pPr>
   </w:style>
-  <w:style w:type="character" w:customStyle="1" w:styleId="8">
+  <w:style w:type="character" w:styleId="8">
+    <w:name w:val="Hyperlink"/>
+    <w:basedOn w:val="4"/>
+    <w:semiHidden/>
+    <w:unhideWhenUsed/>
+    <w:uiPriority w:val="99"/>
+    <w:rPr>
+      <w:color w:val="0000FF"/>
+      <w:u w:val="single"/>
+    </w:rPr>
+  </w:style>
+  <w:style w:type="character" w:customStyle="1" w:styleId="9">
     <w:name w:val="Heading 2 Char"/>
     <w:link w:val="3"/>
     <w:qFormat/>
@@ -1294,7 +1407,7 @@
       <w:sz w:val="24"/>
     </w:rPr>
   </w:style>
-  <w:style w:type="character" w:customStyle="1" w:styleId="9">
+  <w:style w:type="character" w:customStyle="1" w:styleId="10">
     <w:name w:val="Heading 1 Char"/>
     <w:link w:val="2"/>
     <w:qFormat/>
@@ -1306,7 +1419,7 @@
       <w:sz w:val="28"/>
     </w:rPr>
   </w:style>
-  <w:style w:type="paragraph" w:styleId="10">
+  <w:style w:type="paragraph" w:styleId="11">
     <w:name w:val="List Paragraph"/>
     <w:basedOn w:val="1"/>
     <w:qFormat/>
@@ -1316,7 +1429,7 @@
       <w:contextualSpacing/>
     </w:pPr>
   </w:style>
-  <w:style w:type="character" w:customStyle="1" w:styleId="11">
+  <w:style w:type="character" w:customStyle="1" w:styleId="12">
     <w:name w:val="Header Char"/>
     <w:basedOn w:val="4"/>
     <w:link w:val="7"/>
@@ -1327,7 +1440,7 @@
       <w:color w:val="000000"/>
     </w:rPr>
   </w:style>
-  <w:style w:type="character" w:customStyle="1" w:styleId="12">
+  <w:style w:type="character" w:customStyle="1" w:styleId="13">
     <w:name w:val="Footer Char"/>
     <w:basedOn w:val="4"/>
     <w:link w:val="6"/>
